--- a/SDG_Hackathon_Idea_Guide.docx
+++ b/SDG_Hackathon_Idea_Guide.docx
@@ -751,12 +751,12 @@
           <wp:inline distB="114300" distT="114300" distL="114300" distR="114300">
             <wp:extent cx="5321300" cy="2959100"/>
             <wp:effectExtent b="0" l="0" r="0" t="0"/>
-            <wp:docPr id="9" name="image6.gif"/>
+            <wp:docPr id="9" name="image1.gif"/>
             <a:graphic>
               <a:graphicData uri="http://schemas.openxmlformats.org/drawingml/2006/picture">
                 <pic:pic>
                   <pic:nvPicPr>
-                    <pic:cNvPr id="0" name="image6.gif"/>
+                    <pic:cNvPr id="0" name="image1.gif"/>
                     <pic:cNvPicPr preferRelativeResize="0"/>
                   </pic:nvPicPr>
                   <pic:blipFill>
@@ -1656,12 +1656,12 @@
           <wp:inline distB="114300" distT="114300" distL="114300" distR="114300">
             <wp:extent cx="5321300" cy="2959100"/>
             <wp:effectExtent b="0" l="0" r="0" t="0"/>
-            <wp:docPr id="6" name="image3.gif"/>
+            <wp:docPr id="6" name="image7.gif"/>
             <a:graphic>
               <a:graphicData uri="http://schemas.openxmlformats.org/drawingml/2006/picture">
                 <pic:pic>
                   <pic:nvPicPr>
-                    <pic:cNvPr id="0" name="image3.gif"/>
+                    <pic:cNvPr id="0" name="image7.gif"/>
                     <pic:cNvPicPr preferRelativeResize="0"/>
                   </pic:nvPicPr>
                   <pic:blipFill>
@@ -2521,12 +2521,12 @@
           <wp:inline distB="114300" distT="114300" distL="114300" distR="114300">
             <wp:extent cx="5321300" cy="2959100"/>
             <wp:effectExtent b="0" l="0" r="0" t="0"/>
-            <wp:docPr id="4" name="image7.gif"/>
+            <wp:docPr id="4" name="image4.gif"/>
             <a:graphic>
               <a:graphicData uri="http://schemas.openxmlformats.org/drawingml/2006/picture">
                 <pic:pic>
                   <pic:nvPicPr>
-                    <pic:cNvPr id="0" name="image7.gif"/>
+                    <pic:cNvPr id="0" name="image4.gif"/>
                     <pic:cNvPicPr preferRelativeResize="0"/>
                   </pic:nvPicPr>
                   <pic:blipFill>
@@ -3317,12 +3317,12 @@
           <wp:inline distB="114300" distT="114300" distL="114300" distR="114300">
             <wp:extent cx="5321300" cy="2959100"/>
             <wp:effectExtent b="0" l="0" r="0" t="0"/>
-            <wp:docPr id="3" name="image1.gif"/>
+            <wp:docPr id="3" name="image3.gif"/>
             <a:graphic>
               <a:graphicData uri="http://schemas.openxmlformats.org/drawingml/2006/picture">
                 <pic:pic>
                   <pic:nvPicPr>
-                    <pic:cNvPr id="0" name="image1.gif"/>
+                    <pic:cNvPr id="0" name="image3.gif"/>
                     <pic:cNvPicPr preferRelativeResize="0"/>
                   </pic:nvPicPr>
                   <pic:blipFill>
@@ -3976,12 +3976,12 @@
           <wp:inline distB="114300" distT="114300" distL="114300" distR="114300">
             <wp:extent cx="5321300" cy="2959100"/>
             <wp:effectExtent b="0" l="0" r="0" t="0"/>
-            <wp:docPr id="7" name="image2.gif"/>
+            <wp:docPr id="7" name="image8.gif"/>
             <a:graphic>
               <a:graphicData uri="http://schemas.openxmlformats.org/drawingml/2006/picture">
                 <pic:pic>
                   <pic:nvPicPr>
-                    <pic:cNvPr id="0" name="image2.gif"/>
+                    <pic:cNvPr id="0" name="image8.gif"/>
                     <pic:cNvPicPr preferRelativeResize="0"/>
                   </pic:nvPicPr>
                   <pic:blipFill>
@@ -5698,12 +5698,12 @@
           <wp:inline distB="114300" distT="114300" distL="114300" distR="114300">
             <wp:extent cx="5321300" cy="2959100"/>
             <wp:effectExtent b="0" l="0" r="0" t="0"/>
-            <wp:docPr id="1" name="image8.gif"/>
+            <wp:docPr id="1" name="image10.gif"/>
             <a:graphic>
               <a:graphicData uri="http://schemas.openxmlformats.org/drawingml/2006/picture">
                 <pic:pic>
                   <pic:nvPicPr>
-                    <pic:cNvPr id="0" name="image8.gif"/>
+                    <pic:cNvPr id="0" name="image10.gif"/>
                     <pic:cNvPicPr preferRelativeResize="0"/>
                   </pic:nvPicPr>
                   <pic:blipFill>
@@ -7435,12 +7435,12 @@
           <wp:inline distB="114300" distT="114300" distL="114300" distR="114300">
             <wp:extent cx="5321300" cy="2959100"/>
             <wp:effectExtent b="0" l="0" r="0" t="0"/>
-            <wp:docPr id="10" name="image4.gif"/>
+            <wp:docPr id="10" name="image2.gif"/>
             <a:graphic>
               <a:graphicData uri="http://schemas.openxmlformats.org/drawingml/2006/picture">
                 <pic:pic>
                   <pic:nvPicPr>
-                    <pic:cNvPr id="0" name="image4.gif"/>
+                    <pic:cNvPr id="0" name="image2.gif"/>
                     <pic:cNvPicPr preferRelativeResize="0"/>
                   </pic:nvPicPr>
                   <pic:blipFill>
@@ -8342,12 +8342,12 @@
           <wp:inline distB="114300" distT="114300" distL="114300" distR="114300">
             <wp:extent cx="5321300" cy="2959100"/>
             <wp:effectExtent b="0" l="0" r="0" t="0"/>
-            <wp:docPr id="2" name="image10.gif"/>
+            <wp:docPr id="2" name="image6.gif"/>
             <a:graphic>
               <a:graphicData uri="http://schemas.openxmlformats.org/drawingml/2006/picture">
                 <pic:pic>
                   <pic:nvPicPr>
-                    <pic:cNvPr id="0" name="image10.gif"/>
+                    <pic:cNvPr id="0" name="image6.gif"/>
                     <pic:cNvPicPr preferRelativeResize="0"/>
                   </pic:nvPicPr>
                   <pic:blipFill>
